--- a/3. Project Design Phase/Proposed Solution.docx
+++ b/3. Project Design Phase/Proposed Solution.docx
@@ -215,11 +215,7 @@
               </w:rPr>
             </w:pPr>
             <w:r>
-              <w:rPr>
-                <w:sz w:val="21"/>
-                <w:szCs w:val="21"/>
-              </w:rPr>
-              <w:t>Software Installation Request Automation</w:t>
+              <w:t>Employee Issue Management – Record Producer and Service Portal Integration</w:t>
             </w:r>
           </w:p>
         </w:tc>
@@ -720,7 +716,16 @@
                 <w:szCs w:val="24"/>
                 <w:lang w:val="en-IN"/>
               </w:rPr>
-              <w:t xml:space="preserve">The uniqueness of the solution is the integration of the Service Portal, Record Producer, custom Employee Issue table, validations, field dependencies, and issue-management logic into a single structured </w:t>
+              <w:t xml:space="preserve">The uniqueness of the solution is the integration of the Service Portal, Record Producer, custom Employee Issue table, validations, field dependencies, and issue-management logic into </w:t>
+            </w:r>
+            <w:r>
+              <w:rPr>
+                <w:sz w:val="24"/>
+                <w:szCs w:val="24"/>
+                <w:lang w:val="en-IN"/>
+              </w:rPr>
+              <w:lastRenderedPageBreak/>
+              <w:t xml:space="preserve">a single structured </w:t>
             </w:r>
             <w:proofErr w:type="spellStart"/>
             <w:r>
@@ -738,16 +743,7 @@
                 <w:szCs w:val="24"/>
                 <w:lang w:val="en-IN"/>
               </w:rPr>
-              <w:t xml:space="preserve"> of exposing the backend </w:t>
-            </w:r>
-            <w:r>
-              <w:rPr>
-                <w:sz w:val="24"/>
-                <w:szCs w:val="24"/>
-                <w:lang w:val="en-IN"/>
-              </w:rPr>
-              <w:lastRenderedPageBreak/>
-              <w:t xml:space="preserve">custom table directly to employees or relying on informal communication, the Record Producer provides a simplified employee-facing interface while the custom table provides centralized issue management for support </w:t>
+              <w:t xml:space="preserve"> of exposing the backend custom table directly to employees or relying on informal communication, the Record Producer provides a simplified employee-facing interface while the custom table provides centralized issue management for support </w:t>
             </w:r>
             <w:proofErr w:type="spellStart"/>
             <w:r>
@@ -1115,7 +1111,7 @@
                 <w:szCs w:val="24"/>
                 <w:lang w:val="en-IN"/>
               </w:rPr>
-              <w:t xml:space="preserve"> ServiceNow capabilities such as Flow Designer/Workflow Studio, notifications, SLAs, reports, and </w:t>
+              <w:t xml:space="preserve"> ServiceNow capabilities such as Flow </w:t>
             </w:r>
             <w:r>
               <w:rPr>
@@ -1124,7 +1120,7 @@
                 <w:lang w:val="en-IN"/>
               </w:rPr>
               <w:lastRenderedPageBreak/>
-              <w:t>dashboards can be integrated as organizational requirements grow, while the core submit → validate → assign → prioritize → track → resolve process remains the same.</w:t>
+              <w:t>Designer/Workflow Studio, notifications, SLAs, reports, and dashboards can be integrated as organizational requirements grow, while the core submit → validate → assign → prioritize → track → resolve process remains the same.</w:t>
             </w:r>
           </w:p>
         </w:tc>
@@ -1901,6 +1897,7 @@
   <w:style w:type="character" w:default="1" w:styleId="DefaultParagraphFont">
     <w:name w:val="Default Paragraph Font"/>
     <w:uiPriority w:val="1"/>
+    <w:semiHidden/>
     <w:unhideWhenUsed/>
   </w:style>
   <w:style w:type="table" w:default="1" w:styleId="TableNormal">
